--- a/assets/templates/payment_receipt_template.docx
+++ b/assets/templates/payment_receipt_template.docx
@@ -80,34 +80,7 @@
           <w:szCs w:val="32"/>
           <w:cs/>
         </w:rPr>
-        <w:t xml:space="preserve">  เดือน </w:t>
-      </w:r>
-      <w:r>
-        <w:rPr>
-          <w:rFonts w:ascii="TH SarabunIT๙" w:hAnsi="TH SarabunIT๙" w:cs="TH SarabunIT๙"/>
-          <w:sz w:val="32"/>
-          <w:szCs w:val="32"/>
-          <w:cs/>
-        </w:rPr>
-        <w:t>{{date_disbursement_month}}</w:t>
-      </w:r>
-      <w:r>
-        <w:rPr>
-          <w:rFonts w:ascii="TH SarabunIT๙" w:hAnsi="TH SarabunIT๙" w:cs="TH SarabunIT๙"/>
-          <w:sz w:val="32"/>
-          <w:szCs w:val="32"/>
-          <w:cs/>
-        </w:rPr>
-        <w:t xml:space="preserve"> พ.ศ. </w:t>
-      </w:r>
-      <w:r>
-        <w:rPr>
-          <w:rFonts w:ascii="TH SarabunIT๙" w:hAnsi="TH SarabunIT๙" w:cs="TH SarabunIT๙"/>
-          <w:sz w:val="32"/>
-          <w:szCs w:val="32"/>
-          <w:cs/>
-        </w:rPr>
-        <w:t>{{date_disbursement_year}}</w:t>
+        <w:t xml:space="preserve">  เดือน {{date_disbursement_month}} พ.ศ. {{date_disbursement_year}}</w:t>
       </w:r>
       <w:bookmarkEnd w:id="0"/>
     </w:p>
@@ -145,25 +118,7 @@
           <w:cs/>
         </w:rPr>
         <w:tab/>
-        <w:t xml:space="preserve">ข้าพเจ้า </w:t>
-      </w:r>
-      <w:r>
-        <w:rPr>
-          <w:rFonts w:ascii="TH SarabunIT๙" w:hAnsi="TH SarabunIT๙" w:cs="TH SarabunIT๙"/>
-          <w:sz w:val="32"/>
-          <w:szCs w:val="32"/>
-          <w:cs/>
-        </w:rPr>
-        <w:t xml:space="preserve">{{vendor_owner}} </w:t>
-      </w:r>
-      <w:r>
-        <w:rPr>
-          <w:rFonts w:ascii="TH SarabunIT๙" w:hAnsi="TH SarabunIT๙" w:cs="TH SarabunIT๙"/>
-          <w:sz w:val="32"/>
-          <w:szCs w:val="32"/>
-          <w:cs/>
-        </w:rPr>
-        <w:t xml:space="preserve">อยู่บ้านเลขที่ </w:t>
+        <w:t xml:space="preserve">ข้าพเจ้า {{vendor_owner}} อยู่บ้านเลขที่ </w:t>
       </w:r>
       <w:r>
         <w:rPr>
@@ -180,169 +135,7 @@
           <w:szCs w:val="32"/>
           <w:cs/>
         </w:rPr>
-        <w:t xml:space="preserve">{{if:vendor_not_bangkok}}</w:t>
-      </w:r>
-      <w:r>
-        <w:rPr>
-          <w:rFonts w:ascii="TH SarabunIT๙" w:hAnsi="TH SarabunIT๙" w:cs="TH SarabunIT๙"/>
-          <w:sz w:val="32"/>
-          <w:szCs w:val="32"/>
-          <w:cs/>
-        </w:rPr>
-        <w:t xml:space="preserve">ตำบล</w:t>
-      </w:r>
-      <w:r>
-        <w:rPr>
-          <w:rFonts w:ascii="TH SarabunIT๙" w:hAnsi="TH SarabunIT๙" w:cs="TH SarabunIT๙"/>
-          <w:sz w:val="32"/>
-          <w:szCs w:val="32"/>
-          <w:cs/>
-        </w:rPr>
-        <w:t xml:space="preserve">{{endif:vendor_not_bangkok}}</w:t>
-      </w:r>
-      <w:r>
-        <w:rPr>
-          <w:rFonts w:ascii="TH SarabunIT๙" w:hAnsi="TH SarabunIT๙" w:cs="TH SarabunIT๙"/>
-          <w:sz w:val="32"/>
-          <w:szCs w:val="32"/>
-          <w:cs/>
-        </w:rPr>
-        <w:t xml:space="preserve">{{if:vendor_is_bangkok}}</w:t>
-      </w:r>
-      <w:r>
-        <w:rPr>
-          <w:rFonts w:ascii="TH SarabunIT๙" w:hAnsi="TH SarabunIT๙" w:cs="TH SarabunIT๙"/>
-          <w:sz w:val="32"/>
-          <w:szCs w:val="32"/>
-          <w:cs/>
-        </w:rPr>
-        <w:t xml:space="preserve">แขวง</w:t>
-      </w:r>
-      <w:r>
-        <w:rPr>
-          <w:rFonts w:ascii="TH SarabunIT๙" w:hAnsi="TH SarabunIT๙" w:cs="TH SarabunIT๙"/>
-          <w:sz w:val="32"/>
-          <w:szCs w:val="32"/>
-          <w:cs/>
-        </w:rPr>
-        <w:t xml:space="preserve">{{endif:vendor_is_bangkok}}</w:t>
-      </w:r>
-      <w:r>
-        <w:rPr>
-          <w:rFonts w:ascii="TH SarabunIT๙" w:hAnsi="TH SarabunIT๙" w:cs="TH SarabunIT๙"/>
-          <w:sz w:val="32"/>
-          <w:szCs w:val="32"/>
-          <w:cs/>
-        </w:rPr>
-        <w:t>{{vendor_subdistrict}}</w:t>
-      </w:r>
-      <w:r>
-        <w:rPr>
-          <w:rFonts w:ascii="TH SarabunIT๙" w:hAnsi="TH SarabunIT๙" w:cs="TH SarabunIT๙"/>
-          <w:sz w:val="32"/>
-          <w:szCs w:val="32"/>
-          <w:cs/>
-        </w:rPr>
-        <w:t xml:space="preserve">{{if:vendor_not_bangkok}}</w:t>
-      </w:r>
-      <w:r>
-        <w:rPr>
-          <w:rFonts w:ascii="TH SarabunIT๙" w:hAnsi="TH SarabunIT๙" w:cs="TH SarabunIT๙"/>
-          <w:sz w:val="32"/>
-          <w:szCs w:val="32"/>
-          <w:cs/>
-        </w:rPr>
-        <w:t xml:space="preserve"> อำเภอ</w:t>
-      </w:r>
-      <w:r>
-        <w:rPr>
-          <w:rFonts w:ascii="TH SarabunIT๙" w:hAnsi="TH SarabunIT๙" w:cs="TH SarabunIT๙"/>
-          <w:sz w:val="32"/>
-          <w:szCs w:val="32"/>
-          <w:cs/>
-        </w:rPr>
-        <w:t xml:space="preserve">{{endif:vendor_not_bangkok}}</w:t>
-      </w:r>
-      <w:r>
-        <w:rPr>
-          <w:rFonts w:ascii="TH SarabunIT๙" w:hAnsi="TH SarabunIT๙" w:cs="TH SarabunIT๙"/>
-          <w:sz w:val="32"/>
-          <w:szCs w:val="32"/>
-          <w:cs/>
-        </w:rPr>
-        <w:t xml:space="preserve">{{if:vendor_is_bangkok}}</w:t>
-      </w:r>
-      <w:r>
-        <w:rPr>
-          <w:rFonts w:ascii="TH SarabunIT๙" w:hAnsi="TH SarabunIT๙" w:cs="TH SarabunIT๙"/>
-          <w:sz w:val="32"/>
-          <w:szCs w:val="32"/>
-          <w:cs/>
-        </w:rPr>
-        <w:t xml:space="preserve"> เขต</w:t>
-      </w:r>
-      <w:r>
-        <w:rPr>
-          <w:rFonts w:ascii="TH SarabunIT๙" w:hAnsi="TH SarabunIT๙" w:cs="TH SarabunIT๙"/>
-          <w:sz w:val="32"/>
-          <w:szCs w:val="32"/>
-          <w:cs/>
-        </w:rPr>
-        <w:t xml:space="preserve">{{endif:vendor_is_bangkok}}</w:t>
-      </w:r>
-      <w:r>
-        <w:rPr>
-          <w:rFonts w:ascii="TH SarabunIT๙" w:hAnsi="TH SarabunIT๙" w:cs="TH SarabunIT๙"/>
-          <w:sz w:val="32"/>
-          <w:szCs w:val="32"/>
-          <w:cs/>
-        </w:rPr>
-        <w:t xml:space="preserve">{{vendor_district}} </w:t>
-      </w:r>
-      <w:r>
-        <w:rPr>
-          <w:rFonts w:ascii="TH SarabunIT๙" w:hAnsi="TH SarabunIT๙" w:cs="TH SarabunIT๙"/>
-          <w:sz w:val="32"/>
-          <w:szCs w:val="32"/>
-          <w:cs/>
-        </w:rPr>
-        <w:t>จังหวัด</w:t>
-      </w:r>
-      <w:r>
-        <w:rPr>
-          <w:rFonts w:ascii="TH SarabunIT๙" w:hAnsi="TH SarabunIT๙" w:cs="TH SarabunIT๙"/>
-          <w:sz w:val="32"/>
-          <w:szCs w:val="32"/>
-          <w:cs/>
-        </w:rPr>
-        <w:t>{{vendor_province}}</w:t>
-      </w:r>
-      <w:r>
-        <w:rPr>
-          <w:rFonts w:ascii="TH SarabunIT๙" w:hAnsi="TH SarabunIT๙" w:cs="TH SarabunIT๙"/>
-          <w:sz w:val="32"/>
-          <w:szCs w:val="32"/>
-          <w:cs/>
-        </w:rPr>
-        <w:t xml:space="preserve">  </w:t>
-      </w:r>
-      <w:r>
-        <w:rPr>
-          <w:rFonts w:ascii="TH SarabunIT๙" w:hAnsi="TH SarabunIT๙" w:cs="TH SarabunIT๙"/>
-          <w:sz w:val="32"/>
-          <w:szCs w:val="32"/>
-          <w:cs/>
-        </w:rPr>
-        <w:t>{{vendor_postal_code}}</w:t>
-      </w:r>
-      <w:r>
-        <w:rPr>
-          <w:rFonts w:ascii="TH SarabunIT๙" w:hAnsi="TH SarabunIT๙" w:cs="TH SarabunIT๙"/>
-          <w:sz w:val="32"/>
-          <w:szCs w:val="32"/>
-          <w:cs/>
-        </w:rPr>
-        <w:t xml:space="preserve"> ได้รับเงินจากโรงเรียนบ้านป่าเลา ดังรายการต่อไปนี้</w:t>
+        <w:t>{{if:vendor_not_bangkok}}ตำบล{{endif:vendor_not_bangkok}}{{if:vendor_is_bangkok}}แขวง{{endif:vendor_is_bangkok}}{{vendor_subdistrict}}{{if:vendor_not_bangkok}} อำเภอ{{endif:vendor_not_bangkok}}{{if:vendor_is_bangkok}} เขต{{endif:vendor_is_bangkok}}{{vendor_district}} จังหวัด{{vendor_province}}  {{vendor_postal_code}} ได้รับเงินจากโรงเรียน{{school_name}} ดังรายการต่อไปนี้</w:t>
       </w:r>
     </w:p>
     <w:p>
@@ -365,8 +158,8 @@
         <w:tblLook w:val="04A0" w:firstRow="1" w:lastRow="0" w:firstColumn="1" w:lastColumn="0" w:noHBand="0" w:noVBand="1"/>
       </w:tblPr>
       <w:tblGrid>
-        <w:gridCol w:w="3688"/>
-        <w:gridCol w:w="2727"/>
+        <w:gridCol w:w="3341"/>
+        <w:gridCol w:w="3074"/>
         <w:gridCol w:w="2907"/>
       </w:tblGrid>
       <w:tr>
@@ -554,16 +347,7 @@
                 <w:szCs w:val="32"/>
                 <w:cs/>
               </w:rPr>
-              <w:t>รับเงิน</w:t>
-            </w:r>
-            <w:r>
-              <w:rPr>
-                <w:rFonts w:ascii="TH SarabunIT๙" w:hAnsi="TH SarabunIT๙" w:cs="TH SarabunIT๙"/>
-                <w:sz w:val="32"/>
-                <w:szCs w:val="32"/>
-                <w:cs/>
-              </w:rPr>
-              <w:t>ค่า</w:t>
+              <w:t>รับเงินค่า</w:t>
             </w:r>
             <w:proofErr w:type="spellEnd"/>
             <w:r>
@@ -586,6 +370,7 @@
               <w:t>procurement_subject</w:t>
             </w:r>
             <w:proofErr w:type="spellEnd"/>
+            <w:proofErr w:type="gramStart"/>
             <w:r>
               <w:rPr>
                 <w:rFonts w:ascii="TH SarabunIT๙" w:hAnsi="TH SarabunIT๙" w:cs="TH SarabunIT๙"/>
@@ -606,6 +391,7 @@
               <w:t>ประจำเดือน</w:t>
             </w:r>
             <w:proofErr w:type="spellEnd"/>
+            <w:proofErr w:type="gramEnd"/>
             <w:r>
               <w:rPr>
                 <w:rFonts w:ascii="TH SarabunIT๙" w:hAnsi="TH SarabunIT๙" w:cs="TH SarabunIT๙"/>
@@ -613,16 +399,7 @@
                 <w:szCs w:val="32"/>
                 <w:cs/>
               </w:rPr>
-              <w:t xml:space="preserve"> </w:t>
-            </w:r>
-            <w:r>
-              <w:rPr>
-                <w:rFonts w:ascii="TH SarabunIT๙" w:hAnsi="TH SarabunIT๙" w:cs="TH SarabunIT๙"/>
-                <w:sz w:val="32"/>
-                <w:szCs w:val="32"/>
-                <w:cs/>
-              </w:rPr>
-              <w:t>{{</w:t>
+              <w:t xml:space="preserve"> {{</w:t>
             </w:r>
             <w:proofErr w:type="spellStart"/>
             <w:r>
@@ -683,7 +460,6 @@
               <w:jc w:val="center"/>
               <w:rPr>
                 <w:rFonts w:ascii="TH SarabunIT๙" w:hAnsi="TH SarabunIT๙" w:cs="TH SarabunIT๙"/>
-                <w:color w:val="FF0000"/>
                 <w:sz w:val="32"/>
                 <w:szCs w:val="32"/>
               </w:rPr>
@@ -695,7 +471,35 @@
                 <w:szCs w:val="32"/>
                 <w:cs/>
               </w:rPr>
-              <w:t>{{period_amount_baht}}</w:t>
+              <w:t>{{</w:t>
+            </w:r>
+            <w:proofErr w:type="spellStart"/>
+            <w:r>
+              <w:rPr>
+                <w:rFonts w:ascii="TH SarabunIT๙" w:hAnsi="TH SarabunIT๙" w:cs="TH SarabunIT๙"/>
+                <w:sz w:val="32"/>
+                <w:szCs w:val="32"/>
+                <w:cs/>
+              </w:rPr>
+              <w:t>period_amount_baht</w:t>
+            </w:r>
+            <w:proofErr w:type="spellEnd"/>
+            <w:r>
+              <w:rPr>
+                <w:rFonts w:ascii="TH SarabunIT๙" w:hAnsi="TH SarabunIT๙" w:cs="TH SarabunIT๙"/>
+                <w:sz w:val="32"/>
+                <w:szCs w:val="32"/>
+                <w:cs/>
+              </w:rPr>
+              <w:t>}}</w:t>
+            </w:r>
+            <w:r>
+              <w:rPr>
+                <w:rFonts w:ascii="TH SarabunIT๙" w:hAnsi="TH SarabunIT๙" w:cs="TH SarabunIT๙"/>
+                <w:sz w:val="32"/>
+                <w:szCs w:val="32"/>
+              </w:rPr>
+              <w:t>.00</w:t>
             </w:r>
           </w:p>
         </w:tc>
@@ -711,7 +515,6 @@
               <w:jc w:val="center"/>
               <w:rPr>
                 <w:rFonts w:ascii="TH SarabunIT๙" w:hAnsi="TH SarabunIT๙" w:cs="TH SarabunIT๙"/>
-                <w:color w:val="FF0000"/>
                 <w:sz w:val="32"/>
                 <w:szCs w:val="32"/>
               </w:rPr>
@@ -787,7 +590,6 @@
                 <w:rFonts w:ascii="TH SarabunIT๙" w:hAnsi="TH SarabunIT๙" w:cs="TH SarabunIT๙"/>
                 <w:b/>
                 <w:bCs/>
-                <w:color w:val="FF0000"/>
                 <w:sz w:val="32"/>
                 <w:szCs w:val="32"/>
               </w:rPr>
@@ -801,7 +603,41 @@
                 <w:szCs w:val="32"/>
                 <w:cs/>
               </w:rPr>
-              <w:t>{{period_amount_baht}}</w:t>
+              <w:t>{{</w:t>
+            </w:r>
+            <w:proofErr w:type="spellStart"/>
+            <w:r>
+              <w:rPr>
+                <w:rFonts w:ascii="TH SarabunIT๙" w:hAnsi="TH SarabunIT๙" w:cs="TH SarabunIT๙"/>
+                <w:b/>
+                <w:bCs/>
+                <w:sz w:val="32"/>
+                <w:szCs w:val="32"/>
+                <w:cs/>
+              </w:rPr>
+              <w:t>period_amount_baht</w:t>
+            </w:r>
+            <w:proofErr w:type="spellEnd"/>
+            <w:r>
+              <w:rPr>
+                <w:rFonts w:ascii="TH SarabunIT๙" w:hAnsi="TH SarabunIT๙" w:cs="TH SarabunIT๙"/>
+                <w:b/>
+                <w:bCs/>
+                <w:sz w:val="32"/>
+                <w:szCs w:val="32"/>
+                <w:cs/>
+              </w:rPr>
+              <w:t>}}</w:t>
+            </w:r>
+            <w:r>
+              <w:rPr>
+                <w:rFonts w:ascii="TH SarabunIT๙" w:hAnsi="TH SarabunIT๙" w:cs="TH SarabunIT๙"/>
+                <w:b/>
+                <w:bCs/>
+                <w:sz w:val="32"/>
+                <w:szCs w:val="32"/>
+              </w:rPr>
+              <w:t>.00</w:t>
             </w:r>
           </w:p>
         </w:tc>
@@ -819,7 +655,6 @@
                 <w:rFonts w:ascii="TH SarabunIT๙" w:hAnsi="TH SarabunIT๙" w:cs="TH SarabunIT๙"/>
                 <w:b/>
                 <w:bCs/>
-                <w:color w:val="FF0000"/>
                 <w:sz w:val="32"/>
                 <w:szCs w:val="32"/>
               </w:rPr>
@@ -1012,18 +847,7 @@
                 <w:szCs w:val="32"/>
                 <w:cs/>
               </w:rPr>
-              <w:t>}}</w:t>
-            </w:r>
-            <w:r>
-              <w:rPr>
-                <w:rFonts w:ascii="TH SarabunIT๙" w:hAnsi="TH SarabunIT๙" w:cs="TH SarabunIT๙"/>
-                <w:b/>
-                <w:bCs/>
-                <w:sz w:val="32"/>
-                <w:szCs w:val="32"/>
-                <w:cs/>
-              </w:rPr>
-              <w:t>)</w:t>
+              <w:t>}})</w:t>
             </w:r>
           </w:p>
         </w:tc>
@@ -1117,25 +941,7 @@
           <w:szCs w:val="32"/>
           <w:cs/>
         </w:rPr>
-        <w:t xml:space="preserve">                                                                                   (</w:t>
-      </w:r>
-      <w:r>
-        <w:rPr>
-          <w:rFonts w:ascii="TH SarabunIT๙" w:hAnsi="TH SarabunIT๙" w:cs="TH SarabunIT๙"/>
-          <w:sz w:val="32"/>
-          <w:szCs w:val="32"/>
-          <w:cs/>
-        </w:rPr>
-        <w:t>{{vendor_owner}}</w:t>
-      </w:r>
-      <w:r>
-        <w:rPr>
-          <w:rFonts w:ascii="TH SarabunIT๙" w:hAnsi="TH SarabunIT๙" w:cs="TH SarabunIT๙"/>
-          <w:sz w:val="32"/>
-          <w:szCs w:val="32"/>
-          <w:cs/>
-        </w:rPr>
-        <w:t xml:space="preserve">) </w:t>
+        <w:t xml:space="preserve">                                                                                   ({{vendor_owner}}) </w:t>
       </w:r>
     </w:p>
     <w:p>
@@ -1284,25 +1090,7 @@
           <w:szCs w:val="32"/>
           <w:cs/>
         </w:rPr>
-        <w:t xml:space="preserve">                                                                                    (</w:t>
-      </w:r>
-      <w:r>
-        <w:rPr>
-          <w:rFonts w:ascii="TH SarabunIT๙" w:hAnsi="TH SarabunIT๙" w:cs="TH SarabunIT๙"/>
-          <w:sz w:val="32"/>
-          <w:szCs w:val="32"/>
-          <w:cs/>
-        </w:rPr>
-        <w:t>{{finance_officer}}</w:t>
-      </w:r>
-      <w:r>
-        <w:rPr>
-          <w:rFonts w:ascii="TH SarabunIT๙" w:hAnsi="TH SarabunIT๙" w:cs="TH SarabunIT๙"/>
-          <w:sz w:val="32"/>
-          <w:szCs w:val="32"/>
-          <w:cs/>
-        </w:rPr>
-        <w:t>)</w:t>
+        <w:t xml:space="preserve">                                                                                    ({{finance_officer}})</w:t>
       </w:r>
       <w:r>
         <w:rPr>
@@ -1370,7 +1158,7 @@
           <w:tab w:val="left" w:pos="3000"/>
         </w:tabs>
         <w:rPr>
-          <w:rFonts w:ascii="TH SarabunIT๙" w:hAnsi="TH SarabunIT๙" w:cs="TH SarabunIT๙" w:hint="cs"/>
+          <w:rFonts w:ascii="TH SarabunIT๙" w:hAnsi="TH SarabunIT๙" w:cs="TH SarabunIT๙"/>
           <w:sz w:val="32"/>
           <w:szCs w:val="32"/>
         </w:rPr>
